--- a/other/MarayaEngreering/Electrical_Panel_details/Electrical_panels_details.docx
+++ b/other/MarayaEngreering/Electrical_Panel_details/Electrical_panels_details.docx
@@ -31,10 +31,7 @@
     </w:p>
     <w:p>
       <w:r>
-        <w:t xml:space="preserve">    </w:t>
-      </w:r>
-      <w:r>
-        <w:t>Control Panel-05 LP1-CKT-20 (FOLIO PSP-08)</w:t>
+        <w:t xml:space="preserve">    Control Panel-05 LP1-CKT-20 (FOLIO PSP-08)</w:t>
       </w:r>
     </w:p>
     <w:p>
@@ -49,28 +46,13 @@
     </w:p>
     <w:p>
       <w:r>
-        <w:t xml:space="preserve">    Control Panel-08 LP1-14 (FOLIO PSP-5</w:t>
-      </w:r>
-      <w:r>
-        <w:t>)</w:t>
-      </w:r>
-    </w:p>
-    <w:p/>
-    <w:p>
-      <w:r>
-        <w:t>GF Low Current Room (</w:t>
-      </w:r>
-      <w:r>
-        <w:t>N</w:t>
-      </w:r>
-      <w:r>
-        <w:t>ear</w:t>
-      </w:r>
-      <w:r>
-        <w:t>by</w:t>
-      </w:r>
-      <w:r>
-        <w:t xml:space="preserve"> Electrical Store):</w:t>
+        <w:t xml:space="preserve">    Control Panel-08 LP1-14 (FOLIO PSP-5)</w:t>
+      </w:r>
+    </w:p>
+    <w:p/>
+    <w:p>
+      <w:r>
+        <w:t>GF Low Current Room (Nearby Electrical Store):</w:t>
       </w:r>
     </w:p>
     <w:p>
@@ -142,22 +124,13 @@
     <w:p/>
     <w:p>
       <w:r>
-        <w:t>Electrical Room (</w:t>
-      </w:r>
-      <w:r>
-        <w:t>B</w:t>
-      </w:r>
-      <w:r>
-        <w:t xml:space="preserve">ehind </w:t>
+        <w:t xml:space="preserve">Electrical Room (Behind </w:t>
       </w:r>
       <w:r>
         <w:t xml:space="preserve">the </w:t>
       </w:r>
       <w:r>
-        <w:t>Cloak Room</w:t>
-      </w:r>
-      <w:r>
-        <w:t>):</w:t>
+        <w:t>Cloak Room):</w:t>
       </w:r>
     </w:p>
     <w:p>
@@ -266,13 +239,7 @@
     </w:p>
     <w:p>
       <w:r>
-        <w:t xml:space="preserve">    3PH-12-Way </w:t>
-      </w:r>
-      <w:r>
-        <w:t>w</w:t>
-      </w:r>
-      <w:r>
-        <w:t>ith Main Breaker</w:t>
+        <w:t xml:space="preserve">    3PH-12-Way with Main Breaker</w:t>
       </w:r>
     </w:p>
     <w:p/>
@@ -367,16 +334,7 @@
     <w:p/>
     <w:p>
       <w:r>
-        <w:t>Theatre Area (</w:t>
-      </w:r>
-      <w:r>
-        <w:t>Electrical Room</w:t>
-      </w:r>
-      <w:r>
-        <w:t>)</w:t>
-      </w:r>
-      <w:r>
-        <w:t>:</w:t>
+        <w:t>Theatre Area (Electrical Room):</w:t>
       </w:r>
     </w:p>
     <w:p>
@@ -731,6 +689,31 @@
         <w:t xml:space="preserve">    DP-2-RF</w:t>
       </w:r>
     </w:p>
+    <w:p/>
+    <w:p>
+      <w:r>
+        <w:t>Roof Area</w:t>
+      </w:r>
+      <w:r>
+        <w:t xml:space="preserve"> (Near AHU)</w:t>
+      </w:r>
+      <w:r>
+        <w:t>:</w:t>
+      </w:r>
+    </w:p>
+    <w:p>
+      <w:r>
+        <w:t xml:space="preserve">    </w:t>
+      </w:r>
+      <w:r>
+        <w:t>MDB-02</w:t>
+      </w:r>
+    </w:p>
+    <w:p>
+      <w:r>
+        <w:t xml:space="preserve">    Chiller-DP</w:t>
+      </w:r>
+    </w:p>
     <w:p>
       <w:r>
         <w:br w:type="page"/>
@@ -788,14 +771,7 @@
           <w:color w:val="002060"/>
           <w:highlight w:val="magenta"/>
         </w:rPr>
-        <w:t>Sou</w:t>
-      </w:r>
-      <w:r>
-        <w:rPr>
-          <w:color w:val="002060"/>
-          <w:highlight w:val="magenta"/>
-        </w:rPr>
-        <w:t>th</w:t>
+        <w:t>South</w:t>
       </w:r>
       <w:r>
         <w:rPr>
